--- a/outputs/2025/04abril/Relatorio_Gerencial_Completo_2025-04.docx
+++ b/outputs/2025/04abril/Relatorio_Gerencial_Completo_2025-04.docx
@@ -673,6 +673,7 @@
     </w:p>
     <w:p>
       <w:pPr>
+        <w:keepNext/>
         <w:spacing w:before="240" w:after="120"/>
         <w:jc w:val="center"/>
       </w:pPr>
@@ -4025,7 +4026,7 @@
               <w:rPr>
                 <w:sz w:val="16"/>
               </w:rPr>
-              <w:t>TREAL</w:t>
+              <w:t>TRERO</w:t>
             </w:r>
           </w:p>
         </w:tc>
@@ -4082,26 +4083,26 @@
               <w:rPr>
                 <w:sz w:val="16"/>
               </w:rPr>
-              <w:t>37</w:t>
-            </w:r>
-          </w:p>
-        </w:tc>
-        <w:tc>
-          <w:tcPr>
-            <w:tcW w:type="dxa" w:w="1813"/>
-            <w:vAlign w:val="center"/>
-            <w:noWrap/>
-          </w:tcPr>
-          <w:p>
-            <w:pPr>
-              <w:spacing w:before="60" w:after="60"/>
-              <w:jc w:val="center"/>
-            </w:pPr>
-            <w:r>
-              <w:rPr>
-                <w:sz w:val="16"/>
-              </w:rPr>
-              <w:t>0,10%</w:t>
+              <w:t>60</w:t>
+            </w:r>
+          </w:p>
+        </w:tc>
+        <w:tc>
+          <w:tcPr>
+            <w:tcW w:type="dxa" w:w="1813"/>
+            <w:vAlign w:val="center"/>
+            <w:noWrap/>
+          </w:tcPr>
+          <w:p>
+            <w:pPr>
+              <w:spacing w:before="60" w:after="60"/>
+              <w:jc w:val="center"/>
+            </w:pPr>
+            <w:r>
+              <w:rPr>
+                <w:sz w:val="16"/>
+              </w:rPr>
+              <w:t>0,17%</w:t>
             </w:r>
           </w:p>
         </w:tc>
@@ -4122,7 +4123,7 @@
               <w:rPr>
                 <w:sz w:val="16"/>
               </w:rPr>
-              <w:t>TRESP</w:t>
+              <w:t>SJPI</w:t>
             </w:r>
           </w:p>
         </w:tc>
@@ -4179,26 +4180,26 @@
               <w:rPr>
                 <w:sz w:val="16"/>
               </w:rPr>
-              <w:t>522</w:t>
-            </w:r>
-          </w:p>
-        </w:tc>
-        <w:tc>
-          <w:tcPr>
-            <w:tcW w:type="dxa" w:w="1813"/>
-            <w:vAlign w:val="center"/>
-            <w:noWrap/>
-          </w:tcPr>
-          <w:p>
-            <w:pPr>
-              <w:spacing w:before="60" w:after="60"/>
-              <w:jc w:val="center"/>
-            </w:pPr>
-            <w:r>
-              <w:rPr>
-                <w:sz w:val="16"/>
-              </w:rPr>
-              <w:t>1,45%</w:t>
+              <w:t>71</w:t>
+            </w:r>
+          </w:p>
+        </w:tc>
+        <w:tc>
+          <w:tcPr>
+            <w:tcW w:type="dxa" w:w="1813"/>
+            <w:vAlign w:val="center"/>
+            <w:noWrap/>
+          </w:tcPr>
+          <w:p>
+            <w:pPr>
+              <w:spacing w:before="60" w:after="60"/>
+              <w:jc w:val="center"/>
+            </w:pPr>
+            <w:r>
+              <w:rPr>
+                <w:sz w:val="16"/>
+              </w:rPr>
+              <w:t>0,20%</w:t>
             </w:r>
           </w:p>
         </w:tc>
@@ -4219,7 +4220,7 @@
               <w:rPr>
                 <w:sz w:val="16"/>
               </w:rPr>
-              <w:t>TRT19</w:t>
+              <w:t>TREMT</w:t>
             </w:r>
           </w:p>
         </w:tc>
@@ -4276,26 +4277,26 @@
               <w:rPr>
                 <w:sz w:val="16"/>
               </w:rPr>
-              <w:t>136</w:t>
-            </w:r>
-          </w:p>
-        </w:tc>
-        <w:tc>
-          <w:tcPr>
-            <w:tcW w:type="dxa" w:w="1813"/>
-            <w:vAlign w:val="center"/>
-            <w:noWrap/>
-          </w:tcPr>
-          <w:p>
-            <w:pPr>
-              <w:spacing w:before="60" w:after="60"/>
-              <w:jc w:val="center"/>
-            </w:pPr>
-            <w:r>
-              <w:rPr>
-                <w:sz w:val="16"/>
-              </w:rPr>
-              <w:t>0,38%</w:t>
+              <w:t>76</w:t>
+            </w:r>
+          </w:p>
+        </w:tc>
+        <w:tc>
+          <w:tcPr>
+            <w:tcW w:type="dxa" w:w="1813"/>
+            <w:vAlign w:val="center"/>
+            <w:noWrap/>
+          </w:tcPr>
+          <w:p>
+            <w:pPr>
+              <w:spacing w:before="60" w:after="60"/>
+              <w:jc w:val="center"/>
+            </w:pPr>
+            <w:r>
+              <w:rPr>
+                <w:sz w:val="16"/>
+              </w:rPr>
+              <w:t>0,21%</w:t>
             </w:r>
           </w:p>
         </w:tc>
@@ -4316,7 +4317,7 @@
               <w:rPr>
                 <w:sz w:val="16"/>
               </w:rPr>
-              <w:t>TRT17</w:t>
+              <w:t>TREAC</w:t>
             </w:r>
           </w:p>
         </w:tc>
@@ -4373,26 +4374,26 @@
               <w:rPr>
                 <w:sz w:val="16"/>
               </w:rPr>
-              <w:t>221</w:t>
-            </w:r>
-          </w:p>
-        </w:tc>
-        <w:tc>
-          <w:tcPr>
-            <w:tcW w:type="dxa" w:w="1813"/>
-            <w:vAlign w:val="center"/>
-            <w:noWrap/>
-          </w:tcPr>
-          <w:p>
-            <w:pPr>
-              <w:spacing w:before="60" w:after="60"/>
-              <w:jc w:val="center"/>
-            </w:pPr>
-            <w:r>
-              <w:rPr>
-                <w:sz w:val="16"/>
-              </w:rPr>
-              <w:t>0,61%</w:t>
+              <w:t>15</w:t>
+            </w:r>
+          </w:p>
+        </w:tc>
+        <w:tc>
+          <w:tcPr>
+            <w:tcW w:type="dxa" w:w="1813"/>
+            <w:vAlign w:val="center"/>
+            <w:noWrap/>
+          </w:tcPr>
+          <w:p>
+            <w:pPr>
+              <w:spacing w:before="60" w:after="60"/>
+              <w:jc w:val="center"/>
+            </w:pPr>
+            <w:r>
+              <w:rPr>
+                <w:sz w:val="16"/>
+              </w:rPr>
+              <w:t>0,04%</w:t>
             </w:r>
           </w:p>
         </w:tc>
@@ -4413,7 +4414,7 @@
               <w:rPr>
                 <w:sz w:val="16"/>
               </w:rPr>
-              <w:t>SJGO</w:t>
+              <w:t>STM</w:t>
             </w:r>
           </w:p>
         </w:tc>
@@ -4470,26 +4471,26 @@
               <w:rPr>
                 <w:sz w:val="16"/>
               </w:rPr>
-              <w:t>98</w:t>
-            </w:r>
-          </w:p>
-        </w:tc>
-        <w:tc>
-          <w:tcPr>
-            <w:tcW w:type="dxa" w:w="1813"/>
-            <w:vAlign w:val="center"/>
-            <w:noWrap/>
-          </w:tcPr>
-          <w:p>
-            <w:pPr>
-              <w:spacing w:before="60" w:after="60"/>
-              <w:jc w:val="center"/>
-            </w:pPr>
-            <w:r>
-              <w:rPr>
-                <w:sz w:val="16"/>
-              </w:rPr>
-              <w:t>0,27%</w:t>
+              <w:t>285</w:t>
+            </w:r>
+          </w:p>
+        </w:tc>
+        <w:tc>
+          <w:tcPr>
+            <w:tcW w:type="dxa" w:w="1813"/>
+            <w:vAlign w:val="center"/>
+            <w:noWrap/>
+          </w:tcPr>
+          <w:p>
+            <w:pPr>
+              <w:spacing w:before="60" w:after="60"/>
+              <w:jc w:val="center"/>
+            </w:pPr>
+            <w:r>
+              <w:rPr>
+                <w:sz w:val="16"/>
+              </w:rPr>
+              <w:t>0,79%</w:t>
             </w:r>
           </w:p>
         </w:tc>
@@ -4510,7 +4511,7 @@
               <w:rPr>
                 <w:sz w:val="16"/>
               </w:rPr>
-              <w:t>TRETO</w:t>
+              <w:t>SJGO</w:t>
             </w:r>
           </w:p>
         </w:tc>
@@ -4567,26 +4568,26 @@
               <w:rPr>
                 <w:sz w:val="16"/>
               </w:rPr>
-              <w:t>60</w:t>
-            </w:r>
-          </w:p>
-        </w:tc>
-        <w:tc>
-          <w:tcPr>
-            <w:tcW w:type="dxa" w:w="1813"/>
-            <w:vAlign w:val="center"/>
-            <w:noWrap/>
-          </w:tcPr>
-          <w:p>
-            <w:pPr>
-              <w:spacing w:before="60" w:after="60"/>
-              <w:jc w:val="center"/>
-            </w:pPr>
-            <w:r>
-              <w:rPr>
-                <w:sz w:val="16"/>
-              </w:rPr>
-              <w:t>0,17%</w:t>
+              <w:t>98</w:t>
+            </w:r>
+          </w:p>
+        </w:tc>
+        <w:tc>
+          <w:tcPr>
+            <w:tcW w:type="dxa" w:w="1813"/>
+            <w:vAlign w:val="center"/>
+            <w:noWrap/>
+          </w:tcPr>
+          <w:p>
+            <w:pPr>
+              <w:spacing w:before="60" w:after="60"/>
+              <w:jc w:val="center"/>
+            </w:pPr>
+            <w:r>
+              <w:rPr>
+                <w:sz w:val="16"/>
+              </w:rPr>
+              <w:t>0,27%</w:t>
             </w:r>
           </w:p>
         </w:tc>
@@ -4607,7 +4608,7 @@
               <w:rPr>
                 <w:sz w:val="16"/>
               </w:rPr>
-              <w:t>TRT20</w:t>
+              <w:t>TREAL</w:t>
             </w:r>
           </w:p>
         </w:tc>
@@ -4664,26 +4665,26 @@
               <w:rPr>
                 <w:sz w:val="16"/>
               </w:rPr>
-              <w:t>74</w:t>
-            </w:r>
-          </w:p>
-        </w:tc>
-        <w:tc>
-          <w:tcPr>
-            <w:tcW w:type="dxa" w:w="1813"/>
-            <w:vAlign w:val="center"/>
-            <w:noWrap/>
-          </w:tcPr>
-          <w:p>
-            <w:pPr>
-              <w:spacing w:before="60" w:after="60"/>
-              <w:jc w:val="center"/>
-            </w:pPr>
-            <w:r>
-              <w:rPr>
-                <w:sz w:val="16"/>
-              </w:rPr>
-              <w:t>0,21%</w:t>
+              <w:t>37</w:t>
+            </w:r>
+          </w:p>
+        </w:tc>
+        <w:tc>
+          <w:tcPr>
+            <w:tcW w:type="dxa" w:w="1813"/>
+            <w:vAlign w:val="center"/>
+            <w:noWrap/>
+          </w:tcPr>
+          <w:p>
+            <w:pPr>
+              <w:spacing w:before="60" w:after="60"/>
+              <w:jc w:val="center"/>
+            </w:pPr>
+            <w:r>
+              <w:rPr>
+                <w:sz w:val="16"/>
+              </w:rPr>
+              <w:t>0,10%</w:t>
             </w:r>
           </w:p>
         </w:tc>
@@ -4704,7 +4705,7 @@
               <w:rPr>
                 <w:sz w:val="16"/>
               </w:rPr>
-              <w:t>TRERR</w:t>
+              <w:t>SJAM</w:t>
             </w:r>
           </w:p>
         </w:tc>
@@ -4761,26 +4762,26 @@
               <w:rPr>
                 <w:sz w:val="16"/>
               </w:rPr>
-              <w:t>32</w:t>
-            </w:r>
-          </w:p>
-        </w:tc>
-        <w:tc>
-          <w:tcPr>
-            <w:tcW w:type="dxa" w:w="1813"/>
-            <w:vAlign w:val="center"/>
-            <w:noWrap/>
-          </w:tcPr>
-          <w:p>
-            <w:pPr>
-              <w:spacing w:before="60" w:after="60"/>
-              <w:jc w:val="center"/>
-            </w:pPr>
-            <w:r>
-              <w:rPr>
-                <w:sz w:val="16"/>
-              </w:rPr>
-              <w:t>0,09%</w:t>
+              <w:t>63</w:t>
+            </w:r>
+          </w:p>
+        </w:tc>
+        <w:tc>
+          <w:tcPr>
+            <w:tcW w:type="dxa" w:w="1813"/>
+            <w:vAlign w:val="center"/>
+            <w:noWrap/>
+          </w:tcPr>
+          <w:p>
+            <w:pPr>
+              <w:spacing w:before="60" w:after="60"/>
+              <w:jc w:val="center"/>
+            </w:pPr>
+            <w:r>
+              <w:rPr>
+                <w:sz w:val="16"/>
+              </w:rPr>
+              <w:t>0,18%</w:t>
             </w:r>
           </w:p>
         </w:tc>
@@ -4801,7 +4802,7 @@
               <w:rPr>
                 <w:sz w:val="16"/>
               </w:rPr>
-              <w:t>SJAM</w:t>
+              <w:t>TREGO</w:t>
             </w:r>
           </w:p>
         </w:tc>
@@ -4858,26 +4859,26 @@
               <w:rPr>
                 <w:sz w:val="16"/>
               </w:rPr>
-              <w:t>63</w:t>
-            </w:r>
-          </w:p>
-        </w:tc>
-        <w:tc>
-          <w:tcPr>
-            <w:tcW w:type="dxa" w:w="1813"/>
-            <w:vAlign w:val="center"/>
-            <w:noWrap/>
-          </w:tcPr>
-          <w:p>
-            <w:pPr>
-              <w:spacing w:before="60" w:after="60"/>
-              <w:jc w:val="center"/>
-            </w:pPr>
-            <w:r>
-              <w:rPr>
-                <w:sz w:val="16"/>
-              </w:rPr>
-              <w:t>0,18%</w:t>
+              <w:t>168</w:t>
+            </w:r>
+          </w:p>
+        </w:tc>
+        <w:tc>
+          <w:tcPr>
+            <w:tcW w:type="dxa" w:w="1813"/>
+            <w:vAlign w:val="center"/>
+            <w:noWrap/>
+          </w:tcPr>
+          <w:p>
+            <w:pPr>
+              <w:spacing w:before="60" w:after="60"/>
+              <w:jc w:val="center"/>
+            </w:pPr>
+            <w:r>
+              <w:rPr>
+                <w:sz w:val="16"/>
+              </w:rPr>
+              <w:t>0,47%</w:t>
             </w:r>
           </w:p>
         </w:tc>
@@ -4898,7 +4899,7 @@
               <w:rPr>
                 <w:sz w:val="16"/>
               </w:rPr>
-              <w:t>TREGO</w:t>
+              <w:t>TRETO</w:t>
             </w:r>
           </w:p>
         </w:tc>
@@ -4955,26 +4956,26 @@
               <w:rPr>
                 <w:sz w:val="16"/>
               </w:rPr>
-              <w:t>168</w:t>
-            </w:r>
-          </w:p>
-        </w:tc>
-        <w:tc>
-          <w:tcPr>
-            <w:tcW w:type="dxa" w:w="1813"/>
-            <w:vAlign w:val="center"/>
-            <w:noWrap/>
-          </w:tcPr>
-          <w:p>
-            <w:pPr>
-              <w:spacing w:before="60" w:after="60"/>
-              <w:jc w:val="center"/>
-            </w:pPr>
-            <w:r>
-              <w:rPr>
-                <w:sz w:val="16"/>
-              </w:rPr>
-              <w:t>0,47%</w:t>
+              <w:t>60</w:t>
+            </w:r>
+          </w:p>
+        </w:tc>
+        <w:tc>
+          <w:tcPr>
+            <w:tcW w:type="dxa" w:w="1813"/>
+            <w:vAlign w:val="center"/>
+            <w:noWrap/>
+          </w:tcPr>
+          <w:p>
+            <w:pPr>
+              <w:spacing w:before="60" w:after="60"/>
+              <w:jc w:val="center"/>
+            </w:pPr>
+            <w:r>
+              <w:rPr>
+                <w:sz w:val="16"/>
+              </w:rPr>
+              <w:t>0,17%</w:t>
             </w:r>
           </w:p>
         </w:tc>
@@ -4995,7 +4996,7 @@
               <w:rPr>
                 <w:sz w:val="16"/>
               </w:rPr>
-              <w:t>TRT13</w:t>
+              <w:t>TRT20</w:t>
             </w:r>
           </w:p>
         </w:tc>
@@ -5052,26 +5053,26 @@
               <w:rPr>
                 <w:sz w:val="16"/>
               </w:rPr>
-              <w:t>208</w:t>
-            </w:r>
-          </w:p>
-        </w:tc>
-        <w:tc>
-          <w:tcPr>
-            <w:tcW w:type="dxa" w:w="1813"/>
-            <w:vAlign w:val="center"/>
-            <w:noWrap/>
-          </w:tcPr>
-          <w:p>
-            <w:pPr>
-              <w:spacing w:before="60" w:after="60"/>
-              <w:jc w:val="center"/>
-            </w:pPr>
-            <w:r>
-              <w:rPr>
-                <w:sz w:val="16"/>
-              </w:rPr>
-              <w:t>0,58%</w:t>
+              <w:t>74</w:t>
+            </w:r>
+          </w:p>
+        </w:tc>
+        <w:tc>
+          <w:tcPr>
+            <w:tcW w:type="dxa" w:w="1813"/>
+            <w:vAlign w:val="center"/>
+            <w:noWrap/>
+          </w:tcPr>
+          <w:p>
+            <w:pPr>
+              <w:spacing w:before="60" w:after="60"/>
+              <w:jc w:val="center"/>
+            </w:pPr>
+            <w:r>
+              <w:rPr>
+                <w:sz w:val="16"/>
+              </w:rPr>
+              <w:t>0,21%</w:t>
             </w:r>
           </w:p>
         </w:tc>
@@ -5092,7 +5093,7 @@
               <w:rPr>
                 <w:sz w:val="16"/>
               </w:rPr>
-              <w:t>TRERO</w:t>
+              <w:t>TRERR</w:t>
             </w:r>
           </w:p>
         </w:tc>
@@ -5149,26 +5150,26 @@
               <w:rPr>
                 <w:sz w:val="16"/>
               </w:rPr>
-              <w:t>60</w:t>
-            </w:r>
-          </w:p>
-        </w:tc>
-        <w:tc>
-          <w:tcPr>
-            <w:tcW w:type="dxa" w:w="1813"/>
-            <w:vAlign w:val="center"/>
-            <w:noWrap/>
-          </w:tcPr>
-          <w:p>
-            <w:pPr>
-              <w:spacing w:before="60" w:after="60"/>
-              <w:jc w:val="center"/>
-            </w:pPr>
-            <w:r>
-              <w:rPr>
-                <w:sz w:val="16"/>
-              </w:rPr>
-              <w:t>0,17%</w:t>
+              <w:t>32</w:t>
+            </w:r>
+          </w:p>
+        </w:tc>
+        <w:tc>
+          <w:tcPr>
+            <w:tcW w:type="dxa" w:w="1813"/>
+            <w:vAlign w:val="center"/>
+            <w:noWrap/>
+          </w:tcPr>
+          <w:p>
+            <w:pPr>
+              <w:spacing w:before="60" w:after="60"/>
+              <w:jc w:val="center"/>
+            </w:pPr>
+            <w:r>
+              <w:rPr>
+                <w:sz w:val="16"/>
+              </w:rPr>
+              <w:t>0,09%</w:t>
             </w:r>
           </w:p>
         </w:tc>
@@ -5189,7 +5190,7 @@
               <w:rPr>
                 <w:sz w:val="16"/>
               </w:rPr>
-              <w:t>SJPI</w:t>
+              <w:t>TRT13</w:t>
             </w:r>
           </w:p>
         </w:tc>
@@ -5246,26 +5247,26 @@
               <w:rPr>
                 <w:sz w:val="16"/>
               </w:rPr>
-              <w:t>71</w:t>
-            </w:r>
-          </w:p>
-        </w:tc>
-        <w:tc>
-          <w:tcPr>
-            <w:tcW w:type="dxa" w:w="1813"/>
-            <w:vAlign w:val="center"/>
-            <w:noWrap/>
-          </w:tcPr>
-          <w:p>
-            <w:pPr>
-              <w:spacing w:before="60" w:after="60"/>
-              <w:jc w:val="center"/>
-            </w:pPr>
-            <w:r>
-              <w:rPr>
-                <w:sz w:val="16"/>
-              </w:rPr>
-              <w:t>0,20%</w:t>
+              <w:t>208</w:t>
+            </w:r>
+          </w:p>
+        </w:tc>
+        <w:tc>
+          <w:tcPr>
+            <w:tcW w:type="dxa" w:w="1813"/>
+            <w:vAlign w:val="center"/>
+            <w:noWrap/>
+          </w:tcPr>
+          <w:p>
+            <w:pPr>
+              <w:spacing w:before="60" w:after="60"/>
+              <w:jc w:val="center"/>
+            </w:pPr>
+            <w:r>
+              <w:rPr>
+                <w:sz w:val="16"/>
+              </w:rPr>
+              <w:t>0,58%</w:t>
             </w:r>
           </w:p>
         </w:tc>
@@ -5286,7 +5287,7 @@
               <w:rPr>
                 <w:sz w:val="16"/>
               </w:rPr>
-              <w:t>TREMT</w:t>
+              <w:t>TRESP</w:t>
             </w:r>
           </w:p>
         </w:tc>
@@ -5343,26 +5344,26 @@
               <w:rPr>
                 <w:sz w:val="16"/>
               </w:rPr>
-              <w:t>76</w:t>
-            </w:r>
-          </w:p>
-        </w:tc>
-        <w:tc>
-          <w:tcPr>
-            <w:tcW w:type="dxa" w:w="1813"/>
-            <w:vAlign w:val="center"/>
-            <w:noWrap/>
-          </w:tcPr>
-          <w:p>
-            <w:pPr>
-              <w:spacing w:before="60" w:after="60"/>
-              <w:jc w:val="center"/>
-            </w:pPr>
-            <w:r>
-              <w:rPr>
-                <w:sz w:val="16"/>
-              </w:rPr>
-              <w:t>0,21%</w:t>
+              <w:t>522</w:t>
+            </w:r>
+          </w:p>
+        </w:tc>
+        <w:tc>
+          <w:tcPr>
+            <w:tcW w:type="dxa" w:w="1813"/>
+            <w:vAlign w:val="center"/>
+            <w:noWrap/>
+          </w:tcPr>
+          <w:p>
+            <w:pPr>
+              <w:spacing w:before="60" w:after="60"/>
+              <w:jc w:val="center"/>
+            </w:pPr>
+            <w:r>
+              <w:rPr>
+                <w:sz w:val="16"/>
+              </w:rPr>
+              <w:t>1,45%</w:t>
             </w:r>
           </w:p>
         </w:tc>
@@ -5383,7 +5384,7 @@
               <w:rPr>
                 <w:sz w:val="16"/>
               </w:rPr>
-              <w:t>TREAC</w:t>
+              <w:t>TRT19</w:t>
             </w:r>
           </w:p>
         </w:tc>
@@ -5440,26 +5441,26 @@
               <w:rPr>
                 <w:sz w:val="16"/>
               </w:rPr>
-              <w:t>15</w:t>
-            </w:r>
-          </w:p>
-        </w:tc>
-        <w:tc>
-          <w:tcPr>
-            <w:tcW w:type="dxa" w:w="1813"/>
-            <w:vAlign w:val="center"/>
-            <w:noWrap/>
-          </w:tcPr>
-          <w:p>
-            <w:pPr>
-              <w:spacing w:before="60" w:after="60"/>
-              <w:jc w:val="center"/>
-            </w:pPr>
-            <w:r>
-              <w:rPr>
-                <w:sz w:val="16"/>
-              </w:rPr>
-              <w:t>0,04%</w:t>
+              <w:t>136</w:t>
+            </w:r>
+          </w:p>
+        </w:tc>
+        <w:tc>
+          <w:tcPr>
+            <w:tcW w:type="dxa" w:w="1813"/>
+            <w:vAlign w:val="center"/>
+            <w:noWrap/>
+          </w:tcPr>
+          <w:p>
+            <w:pPr>
+              <w:spacing w:before="60" w:after="60"/>
+              <w:jc w:val="center"/>
+            </w:pPr>
+            <w:r>
+              <w:rPr>
+                <w:sz w:val="16"/>
+              </w:rPr>
+              <w:t>0,38%</w:t>
             </w:r>
           </w:p>
         </w:tc>
@@ -5480,7 +5481,7 @@
               <w:rPr>
                 <w:sz w:val="16"/>
               </w:rPr>
-              <w:t>STM</w:t>
+              <w:t>TRT17</w:t>
             </w:r>
           </w:p>
         </w:tc>
@@ -5537,26 +5538,26 @@
               <w:rPr>
                 <w:sz w:val="16"/>
               </w:rPr>
-              <w:t>285</w:t>
-            </w:r>
-          </w:p>
-        </w:tc>
-        <w:tc>
-          <w:tcPr>
-            <w:tcW w:type="dxa" w:w="1813"/>
-            <w:vAlign w:val="center"/>
-            <w:noWrap/>
-          </w:tcPr>
-          <w:p>
-            <w:pPr>
-              <w:spacing w:before="60" w:after="60"/>
-              <w:jc w:val="center"/>
-            </w:pPr>
-            <w:r>
-              <w:rPr>
-                <w:sz w:val="16"/>
-              </w:rPr>
-              <w:t>0,79%</w:t>
+              <w:t>221</w:t>
+            </w:r>
+          </w:p>
+        </w:tc>
+        <w:tc>
+          <w:tcPr>
+            <w:tcW w:type="dxa" w:w="1813"/>
+            <w:vAlign w:val="center"/>
+            <w:noWrap/>
+          </w:tcPr>
+          <w:p>
+            <w:pPr>
+              <w:spacing w:before="60" w:after="60"/>
+              <w:jc w:val="center"/>
+            </w:pPr>
+            <w:r>
+              <w:rPr>
+                <w:sz w:val="16"/>
+              </w:rPr>
+              <w:t>0,61%</w:t>
             </w:r>
           </w:p>
         </w:tc>
@@ -10608,6 +10609,7 @@
     </w:tbl>
     <w:p>
       <w:pPr>
+        <w:keepNext/>
         <w:spacing w:before="120"/>
       </w:pPr>
       <w:r>
@@ -11143,7 +11145,7 @@
         <w:rPr>
           <w:b/>
         </w:rPr>
-        <w:t>R$ 5.785,88</w:t>
+        <w:t>R$ 5.617,94</w:t>
       </w:r>
       <w:r>
         <w:t xml:space="preserve">, seguidos pelos Analistas, com </w:t>
@@ -11152,7 +11154,7 @@
         <w:rPr>
           <w:b/>
         </w:rPr>
-        <w:t>R$ 2.516,41.</w:t>
+        <w:t>R$ 2.397,07.</w:t>
       </w:r>
     </w:p>
     <w:p>
@@ -11364,6 +11366,7 @@
     </w:p>
     <w:p>
       <w:pPr>
+        <w:keepNext/>
         <w:jc w:val="center"/>
       </w:pPr>
       <w:r>
@@ -22558,6 +22561,9 @@
       </w:tr>
     </w:tbl>
     <w:p>
+      <w:pPr>
+        <w:keepNext/>
+      </w:pPr>
       <w:r>
         <w:t>Fonte: DISEG/GEARC</w:t>
       </w:r>

--- a/outputs/2025/04abril/Relatorio_Gerencial_Completo_2025-04.docx
+++ b/outputs/2025/04abril/Relatorio_Gerencial_Completo_2025-04.docx
@@ -325,7 +325,7 @@
       <w:r>
         <w:drawing>
           <wp:inline xmlns:a="http://schemas.openxmlformats.org/drawingml/2006/main" xmlns:pic="http://schemas.openxmlformats.org/drawingml/2006/picture">
-            <wp:extent cx="5669280" cy="2797731"/>
+            <wp:extent cx="5669280" cy="2945368"/>
             <wp:docPr id="9" name="Picture 9"/>
             <wp:cNvGraphicFramePr>
               <a:graphicFrameLocks noChangeAspect="1"/>
@@ -346,7 +346,7 @@
                   <pic:spPr>
                     <a:xfrm>
                       <a:off x="0" y="0"/>
-                      <a:ext cx="5669280" cy="2797731"/>
+                      <a:ext cx="5669280" cy="2945368"/>
                     </a:xfrm>
                     <a:prstGeom prst="rect"/>
                   </pic:spPr>
@@ -355,11 +355,6 @@
             </a:graphic>
           </wp:inline>
         </w:drawing>
-      </w:r>
-    </w:p>
-    <w:p>
-      <w:r>
-        <w:t>Fonte: DISEG/GEARC</w:t>
       </w:r>
     </w:p>
     <w:p>
@@ -383,7 +378,7 @@
       <w:r>
         <w:drawing>
           <wp:inline xmlns:a="http://schemas.openxmlformats.org/drawingml/2006/main" xmlns:pic="http://schemas.openxmlformats.org/drawingml/2006/picture">
-            <wp:extent cx="5486400" cy="850392"/>
+            <wp:extent cx="5486400" cy="1033272"/>
             <wp:docPr id="10" name="Picture 10"/>
             <wp:cNvGraphicFramePr>
               <a:graphicFrameLocks noChangeAspect="1"/>
@@ -404,7 +399,7 @@
                   <pic:spPr>
                     <a:xfrm>
                       <a:off x="0" y="0"/>
-                      <a:ext cx="5486400" cy="850392"/>
+                      <a:ext cx="5486400" cy="1033272"/>
                     </a:xfrm>
                     <a:prstGeom prst="rect"/>
                   </pic:spPr>
@@ -444,7 +439,7 @@
       <w:r>
         <w:drawing>
           <wp:inline xmlns:a="http://schemas.openxmlformats.org/drawingml/2006/main" xmlns:pic="http://schemas.openxmlformats.org/drawingml/2006/picture">
-            <wp:extent cx="5669280" cy="3933709"/>
+            <wp:extent cx="5669280" cy="3733795"/>
             <wp:docPr id="11" name="Picture 11"/>
             <wp:cNvGraphicFramePr>
               <a:graphicFrameLocks noChangeAspect="1"/>
@@ -465,7 +460,7 @@
                   <pic:spPr>
                     <a:xfrm>
                       <a:off x="0" y="0"/>
-                      <a:ext cx="5669280" cy="3933709"/>
+                      <a:ext cx="5669280" cy="3733795"/>
                     </a:xfrm>
                     <a:prstGeom prst="rect"/>
                   </pic:spPr>
@@ -474,11 +469,6 @@
             </a:graphic>
           </wp:inline>
         </w:drawing>
-      </w:r>
-    </w:p>
-    <w:p>
-      <w:r>
-        <w:t>Fonte: DISEG/GEARC</w:t>
       </w:r>
     </w:p>
     <w:p>
@@ -507,7 +497,7 @@
       <w:r>
         <w:drawing>
           <wp:inline xmlns:a="http://schemas.openxmlformats.org/drawingml/2006/main" xmlns:pic="http://schemas.openxmlformats.org/drawingml/2006/picture">
-            <wp:extent cx="3657600" cy="2145792"/>
+            <wp:extent cx="3657600" cy="2267712"/>
             <wp:docPr id="12" name="Picture 12"/>
             <wp:cNvGraphicFramePr>
               <a:graphicFrameLocks noChangeAspect="1"/>
@@ -528,7 +518,7 @@
                   <pic:spPr>
                     <a:xfrm>
                       <a:off x="0" y="0"/>
-                      <a:ext cx="3657600" cy="2145792"/>
+                      <a:ext cx="3657600" cy="2267712"/>
                     </a:xfrm>
                     <a:prstGeom prst="rect"/>
                   </pic:spPr>
@@ -537,14 +527,6 @@
             </a:graphic>
           </wp:inline>
         </w:drawing>
-      </w:r>
-    </w:p>
-    <w:p>
-      <w:pPr>
-        <w:spacing w:before="120"/>
-      </w:pPr>
-      <w:r>
-        <w:t>Fonte: DISEG/GEARC</w:t>
       </w:r>
     </w:p>
     <w:p>
@@ -609,11 +591,6 @@
       </w:r>
     </w:p>
     <w:p>
-      <w:r>
-        <w:t>Fonte: DISEG/GEARC</w:t>
-      </w:r>
-    </w:p>
-    <w:p>
       <w:pPr>
         <w:jc w:val="center"/>
       </w:pPr>
@@ -658,11 +635,6 @@
       </w:r>
     </w:p>
     <w:p>
-      <w:r>
-        <w:t>Fonte: DISEG/GEARC</w:t>
-      </w:r>
-    </w:p>
-    <w:p>
       <w:pPr>
         <w:pStyle w:val="Título3"/>
       </w:pPr>
@@ -3832,7 +3804,7 @@
               <w:rPr>
                 <w:sz w:val="16"/>
               </w:rPr>
-              <w:t>TRT22</w:t>
+              <w:t>MPDFT</w:t>
             </w:r>
           </w:p>
         </w:tc>
@@ -3889,26 +3861,26 @@
               <w:rPr>
                 <w:sz w:val="16"/>
               </w:rPr>
-              <w:t>106</w:t>
-            </w:r>
-          </w:p>
-        </w:tc>
-        <w:tc>
-          <w:tcPr>
-            <w:tcW w:type="dxa" w:w="1813"/>
-            <w:vAlign w:val="center"/>
-            <w:noWrap/>
-          </w:tcPr>
-          <w:p>
-            <w:pPr>
-              <w:spacing w:before="60" w:after="60"/>
-              <w:jc w:val="center"/>
-            </w:pPr>
-            <w:r>
-              <w:rPr>
-                <w:sz w:val="16"/>
-              </w:rPr>
-              <w:t>0,29%</w:t>
+              <w:t>915</w:t>
+            </w:r>
+          </w:p>
+        </w:tc>
+        <w:tc>
+          <w:tcPr>
+            <w:tcW w:type="dxa" w:w="1813"/>
+            <w:vAlign w:val="center"/>
+            <w:noWrap/>
+          </w:tcPr>
+          <w:p>
+            <w:pPr>
+              <w:spacing w:before="60" w:after="60"/>
+              <w:jc w:val="center"/>
+            </w:pPr>
+            <w:r>
+              <w:rPr>
+                <w:sz w:val="16"/>
+              </w:rPr>
+              <w:t>2,55%</w:t>
             </w:r>
           </w:p>
         </w:tc>
@@ -3929,7 +3901,7 @@
               <w:rPr>
                 <w:sz w:val="16"/>
               </w:rPr>
-              <w:t>MPDFT</w:t>
+              <w:t>TRT22</w:t>
             </w:r>
           </w:p>
         </w:tc>
@@ -3986,26 +3958,26 @@
               <w:rPr>
                 <w:sz w:val="16"/>
               </w:rPr>
-              <w:t>915</w:t>
-            </w:r>
-          </w:p>
-        </w:tc>
-        <w:tc>
-          <w:tcPr>
-            <w:tcW w:type="dxa" w:w="1813"/>
-            <w:vAlign w:val="center"/>
-            <w:noWrap/>
-          </w:tcPr>
-          <w:p>
-            <w:pPr>
-              <w:spacing w:before="60" w:after="60"/>
-              <w:jc w:val="center"/>
-            </w:pPr>
-            <w:r>
-              <w:rPr>
-                <w:sz w:val="16"/>
-              </w:rPr>
-              <w:t>2,55%</w:t>
+              <w:t>106</w:t>
+            </w:r>
+          </w:p>
+        </w:tc>
+        <w:tc>
+          <w:tcPr>
+            <w:tcW w:type="dxa" w:w="1813"/>
+            <w:vAlign w:val="center"/>
+            <w:noWrap/>
+          </w:tcPr>
+          <w:p>
+            <w:pPr>
+              <w:spacing w:before="60" w:after="60"/>
+              <w:jc w:val="center"/>
+            </w:pPr>
+            <w:r>
+              <w:rPr>
+                <w:sz w:val="16"/>
+              </w:rPr>
+              <w:t>0,29%</w:t>
             </w:r>
           </w:p>
         </w:tc>
@@ -4026,7 +3998,7 @@
               <w:rPr>
                 <w:sz w:val="16"/>
               </w:rPr>
-              <w:t>TRERO</w:t>
+              <w:t>SJGO</w:t>
             </w:r>
           </w:p>
         </w:tc>
@@ -4083,26 +4055,26 @@
               <w:rPr>
                 <w:sz w:val="16"/>
               </w:rPr>
-              <w:t>60</w:t>
-            </w:r>
-          </w:p>
-        </w:tc>
-        <w:tc>
-          <w:tcPr>
-            <w:tcW w:type="dxa" w:w="1813"/>
-            <w:vAlign w:val="center"/>
-            <w:noWrap/>
-          </w:tcPr>
-          <w:p>
-            <w:pPr>
-              <w:spacing w:before="60" w:after="60"/>
-              <w:jc w:val="center"/>
-            </w:pPr>
-            <w:r>
-              <w:rPr>
-                <w:sz w:val="16"/>
-              </w:rPr>
-              <w:t>0,17%</w:t>
+              <w:t>98</w:t>
+            </w:r>
+          </w:p>
+        </w:tc>
+        <w:tc>
+          <w:tcPr>
+            <w:tcW w:type="dxa" w:w="1813"/>
+            <w:vAlign w:val="center"/>
+            <w:noWrap/>
+          </w:tcPr>
+          <w:p>
+            <w:pPr>
+              <w:spacing w:before="60" w:after="60"/>
+              <w:jc w:val="center"/>
+            </w:pPr>
+            <w:r>
+              <w:rPr>
+                <w:sz w:val="16"/>
+              </w:rPr>
+              <w:t>0,27%</w:t>
             </w:r>
           </w:p>
         </w:tc>
@@ -4123,7 +4095,7 @@
               <w:rPr>
                 <w:sz w:val="16"/>
               </w:rPr>
-              <w:t>SJPI</w:t>
+              <w:t>TRESP</w:t>
             </w:r>
           </w:p>
         </w:tc>
@@ -4180,26 +4152,26 @@
               <w:rPr>
                 <w:sz w:val="16"/>
               </w:rPr>
-              <w:t>71</w:t>
-            </w:r>
-          </w:p>
-        </w:tc>
-        <w:tc>
-          <w:tcPr>
-            <w:tcW w:type="dxa" w:w="1813"/>
-            <w:vAlign w:val="center"/>
-            <w:noWrap/>
-          </w:tcPr>
-          <w:p>
-            <w:pPr>
-              <w:spacing w:before="60" w:after="60"/>
-              <w:jc w:val="center"/>
-            </w:pPr>
-            <w:r>
-              <w:rPr>
-                <w:sz w:val="16"/>
-              </w:rPr>
-              <w:t>0,20%</w:t>
+              <w:t>522</w:t>
+            </w:r>
+          </w:p>
+        </w:tc>
+        <w:tc>
+          <w:tcPr>
+            <w:tcW w:type="dxa" w:w="1813"/>
+            <w:vAlign w:val="center"/>
+            <w:noWrap/>
+          </w:tcPr>
+          <w:p>
+            <w:pPr>
+              <w:spacing w:before="60" w:after="60"/>
+              <w:jc w:val="center"/>
+            </w:pPr>
+            <w:r>
+              <w:rPr>
+                <w:sz w:val="16"/>
+              </w:rPr>
+              <w:t>1,45%</w:t>
             </w:r>
           </w:p>
         </w:tc>
@@ -4220,7 +4192,7 @@
               <w:rPr>
                 <w:sz w:val="16"/>
               </w:rPr>
-              <w:t>TREMT</w:t>
+              <w:t>TRT19</w:t>
             </w:r>
           </w:p>
         </w:tc>
@@ -4277,26 +4249,26 @@
               <w:rPr>
                 <w:sz w:val="16"/>
               </w:rPr>
-              <w:t>76</w:t>
-            </w:r>
-          </w:p>
-        </w:tc>
-        <w:tc>
-          <w:tcPr>
-            <w:tcW w:type="dxa" w:w="1813"/>
-            <w:vAlign w:val="center"/>
-            <w:noWrap/>
-          </w:tcPr>
-          <w:p>
-            <w:pPr>
-              <w:spacing w:before="60" w:after="60"/>
-              <w:jc w:val="center"/>
-            </w:pPr>
-            <w:r>
-              <w:rPr>
-                <w:sz w:val="16"/>
-              </w:rPr>
-              <w:t>0,21%</w:t>
+              <w:t>136</w:t>
+            </w:r>
+          </w:p>
+        </w:tc>
+        <w:tc>
+          <w:tcPr>
+            <w:tcW w:type="dxa" w:w="1813"/>
+            <w:vAlign w:val="center"/>
+            <w:noWrap/>
+          </w:tcPr>
+          <w:p>
+            <w:pPr>
+              <w:spacing w:before="60" w:after="60"/>
+              <w:jc w:val="center"/>
+            </w:pPr>
+            <w:r>
+              <w:rPr>
+                <w:sz w:val="16"/>
+              </w:rPr>
+              <w:t>0,38%</w:t>
             </w:r>
           </w:p>
         </w:tc>
@@ -4317,7 +4289,7 @@
               <w:rPr>
                 <w:sz w:val="16"/>
               </w:rPr>
-              <w:t>TREAC</w:t>
+              <w:t>TRT17</w:t>
             </w:r>
           </w:p>
         </w:tc>
@@ -4374,26 +4346,26 @@
               <w:rPr>
                 <w:sz w:val="16"/>
               </w:rPr>
-              <w:t>15</w:t>
-            </w:r>
-          </w:p>
-        </w:tc>
-        <w:tc>
-          <w:tcPr>
-            <w:tcW w:type="dxa" w:w="1813"/>
-            <w:vAlign w:val="center"/>
-            <w:noWrap/>
-          </w:tcPr>
-          <w:p>
-            <w:pPr>
-              <w:spacing w:before="60" w:after="60"/>
-              <w:jc w:val="center"/>
-            </w:pPr>
-            <w:r>
-              <w:rPr>
-                <w:sz w:val="16"/>
-              </w:rPr>
-              <w:t>0,04%</w:t>
+              <w:t>221</w:t>
+            </w:r>
+          </w:p>
+        </w:tc>
+        <w:tc>
+          <w:tcPr>
+            <w:tcW w:type="dxa" w:w="1813"/>
+            <w:vAlign w:val="center"/>
+            <w:noWrap/>
+          </w:tcPr>
+          <w:p>
+            <w:pPr>
+              <w:spacing w:before="60" w:after="60"/>
+              <w:jc w:val="center"/>
+            </w:pPr>
+            <w:r>
+              <w:rPr>
+                <w:sz w:val="16"/>
+              </w:rPr>
+              <w:t>0,61%</w:t>
             </w:r>
           </w:p>
         </w:tc>
@@ -4414,7 +4386,7 @@
               <w:rPr>
                 <w:sz w:val="16"/>
               </w:rPr>
-              <w:t>STM</w:t>
+              <w:t>TREAL</w:t>
             </w:r>
           </w:p>
         </w:tc>
@@ -4471,26 +4443,26 @@
               <w:rPr>
                 <w:sz w:val="16"/>
               </w:rPr>
-              <w:t>285</w:t>
-            </w:r>
-          </w:p>
-        </w:tc>
-        <w:tc>
-          <w:tcPr>
-            <w:tcW w:type="dxa" w:w="1813"/>
-            <w:vAlign w:val="center"/>
-            <w:noWrap/>
-          </w:tcPr>
-          <w:p>
-            <w:pPr>
-              <w:spacing w:before="60" w:after="60"/>
-              <w:jc w:val="center"/>
-            </w:pPr>
-            <w:r>
-              <w:rPr>
-                <w:sz w:val="16"/>
-              </w:rPr>
-              <w:t>0,79%</w:t>
+              <w:t>37</w:t>
+            </w:r>
+          </w:p>
+        </w:tc>
+        <w:tc>
+          <w:tcPr>
+            <w:tcW w:type="dxa" w:w="1813"/>
+            <w:vAlign w:val="center"/>
+            <w:noWrap/>
+          </w:tcPr>
+          <w:p>
+            <w:pPr>
+              <w:spacing w:before="60" w:after="60"/>
+              <w:jc w:val="center"/>
+            </w:pPr>
+            <w:r>
+              <w:rPr>
+                <w:sz w:val="16"/>
+              </w:rPr>
+              <w:t>0,10%</w:t>
             </w:r>
           </w:p>
         </w:tc>
@@ -4511,7 +4483,7 @@
               <w:rPr>
                 <w:sz w:val="16"/>
               </w:rPr>
-              <w:t>SJGO</w:t>
+              <w:t>SJAM</w:t>
             </w:r>
           </w:p>
         </w:tc>
@@ -4568,26 +4540,26 @@
               <w:rPr>
                 <w:sz w:val="16"/>
               </w:rPr>
-              <w:t>98</w:t>
-            </w:r>
-          </w:p>
-        </w:tc>
-        <w:tc>
-          <w:tcPr>
-            <w:tcW w:type="dxa" w:w="1813"/>
-            <w:vAlign w:val="center"/>
-            <w:noWrap/>
-          </w:tcPr>
-          <w:p>
-            <w:pPr>
-              <w:spacing w:before="60" w:after="60"/>
-              <w:jc w:val="center"/>
-            </w:pPr>
-            <w:r>
-              <w:rPr>
-                <w:sz w:val="16"/>
-              </w:rPr>
-              <w:t>0,27%</w:t>
+              <w:t>63</w:t>
+            </w:r>
+          </w:p>
+        </w:tc>
+        <w:tc>
+          <w:tcPr>
+            <w:tcW w:type="dxa" w:w="1813"/>
+            <w:vAlign w:val="center"/>
+            <w:noWrap/>
+          </w:tcPr>
+          <w:p>
+            <w:pPr>
+              <w:spacing w:before="60" w:after="60"/>
+              <w:jc w:val="center"/>
+            </w:pPr>
+            <w:r>
+              <w:rPr>
+                <w:sz w:val="16"/>
+              </w:rPr>
+              <w:t>0,18%</w:t>
             </w:r>
           </w:p>
         </w:tc>
@@ -4608,7 +4580,7 @@
               <w:rPr>
                 <w:sz w:val="16"/>
               </w:rPr>
-              <w:t>TREAL</w:t>
+              <w:t>TREGO</w:t>
             </w:r>
           </w:p>
         </w:tc>
@@ -4665,26 +4637,26 @@
               <w:rPr>
                 <w:sz w:val="16"/>
               </w:rPr>
-              <w:t>37</w:t>
-            </w:r>
-          </w:p>
-        </w:tc>
-        <w:tc>
-          <w:tcPr>
-            <w:tcW w:type="dxa" w:w="1813"/>
-            <w:vAlign w:val="center"/>
-            <w:noWrap/>
-          </w:tcPr>
-          <w:p>
-            <w:pPr>
-              <w:spacing w:before="60" w:after="60"/>
-              <w:jc w:val="center"/>
-            </w:pPr>
-            <w:r>
-              <w:rPr>
-                <w:sz w:val="16"/>
-              </w:rPr>
-              <w:t>0,10%</w:t>
+              <w:t>168</w:t>
+            </w:r>
+          </w:p>
+        </w:tc>
+        <w:tc>
+          <w:tcPr>
+            <w:tcW w:type="dxa" w:w="1813"/>
+            <w:vAlign w:val="center"/>
+            <w:noWrap/>
+          </w:tcPr>
+          <w:p>
+            <w:pPr>
+              <w:spacing w:before="60" w:after="60"/>
+              <w:jc w:val="center"/>
+            </w:pPr>
+            <w:r>
+              <w:rPr>
+                <w:sz w:val="16"/>
+              </w:rPr>
+              <w:t>0,47%</w:t>
             </w:r>
           </w:p>
         </w:tc>
@@ -4705,7 +4677,7 @@
               <w:rPr>
                 <w:sz w:val="16"/>
               </w:rPr>
-              <w:t>SJAM</w:t>
+              <w:t>TRT13</w:t>
             </w:r>
           </w:p>
         </w:tc>
@@ -4762,26 +4734,26 @@
               <w:rPr>
                 <w:sz w:val="16"/>
               </w:rPr>
-              <w:t>63</w:t>
-            </w:r>
-          </w:p>
-        </w:tc>
-        <w:tc>
-          <w:tcPr>
-            <w:tcW w:type="dxa" w:w="1813"/>
-            <w:vAlign w:val="center"/>
-            <w:noWrap/>
-          </w:tcPr>
-          <w:p>
-            <w:pPr>
-              <w:spacing w:before="60" w:after="60"/>
-              <w:jc w:val="center"/>
-            </w:pPr>
-            <w:r>
-              <w:rPr>
-                <w:sz w:val="16"/>
-              </w:rPr>
-              <w:t>0,18%</w:t>
+              <w:t>208</w:t>
+            </w:r>
+          </w:p>
+        </w:tc>
+        <w:tc>
+          <w:tcPr>
+            <w:tcW w:type="dxa" w:w="1813"/>
+            <w:vAlign w:val="center"/>
+            <w:noWrap/>
+          </w:tcPr>
+          <w:p>
+            <w:pPr>
+              <w:spacing w:before="60" w:after="60"/>
+              <w:jc w:val="center"/>
+            </w:pPr>
+            <w:r>
+              <w:rPr>
+                <w:sz w:val="16"/>
+              </w:rPr>
+              <w:t>0,58%</w:t>
             </w:r>
           </w:p>
         </w:tc>
@@ -4802,7 +4774,7 @@
               <w:rPr>
                 <w:sz w:val="16"/>
               </w:rPr>
-              <w:t>TREGO</w:t>
+              <w:t>TRETO</w:t>
             </w:r>
           </w:p>
         </w:tc>
@@ -4859,26 +4831,26 @@
               <w:rPr>
                 <w:sz w:val="16"/>
               </w:rPr>
-              <w:t>168</w:t>
-            </w:r>
-          </w:p>
-        </w:tc>
-        <w:tc>
-          <w:tcPr>
-            <w:tcW w:type="dxa" w:w="1813"/>
-            <w:vAlign w:val="center"/>
-            <w:noWrap/>
-          </w:tcPr>
-          <w:p>
-            <w:pPr>
-              <w:spacing w:before="60" w:after="60"/>
-              <w:jc w:val="center"/>
-            </w:pPr>
-            <w:r>
-              <w:rPr>
-                <w:sz w:val="16"/>
-              </w:rPr>
-              <w:t>0,47%</w:t>
+              <w:t>60</w:t>
+            </w:r>
+          </w:p>
+        </w:tc>
+        <w:tc>
+          <w:tcPr>
+            <w:tcW w:type="dxa" w:w="1813"/>
+            <w:vAlign w:val="center"/>
+            <w:noWrap/>
+          </w:tcPr>
+          <w:p>
+            <w:pPr>
+              <w:spacing w:before="60" w:after="60"/>
+              <w:jc w:val="center"/>
+            </w:pPr>
+            <w:r>
+              <w:rPr>
+                <w:sz w:val="16"/>
+              </w:rPr>
+              <w:t>0,17%</w:t>
             </w:r>
           </w:p>
         </w:tc>
@@ -4899,7 +4871,7 @@
               <w:rPr>
                 <w:sz w:val="16"/>
               </w:rPr>
-              <w:t>TRETO</w:t>
+              <w:t>TRT20</w:t>
             </w:r>
           </w:p>
         </w:tc>
@@ -4956,26 +4928,26 @@
               <w:rPr>
                 <w:sz w:val="16"/>
               </w:rPr>
-              <w:t>60</w:t>
-            </w:r>
-          </w:p>
-        </w:tc>
-        <w:tc>
-          <w:tcPr>
-            <w:tcW w:type="dxa" w:w="1813"/>
-            <w:vAlign w:val="center"/>
-            <w:noWrap/>
-          </w:tcPr>
-          <w:p>
-            <w:pPr>
-              <w:spacing w:before="60" w:after="60"/>
-              <w:jc w:val="center"/>
-            </w:pPr>
-            <w:r>
-              <w:rPr>
-                <w:sz w:val="16"/>
-              </w:rPr>
-              <w:t>0,17%</w:t>
+              <w:t>74</w:t>
+            </w:r>
+          </w:p>
+        </w:tc>
+        <w:tc>
+          <w:tcPr>
+            <w:tcW w:type="dxa" w:w="1813"/>
+            <w:vAlign w:val="center"/>
+            <w:noWrap/>
+          </w:tcPr>
+          <w:p>
+            <w:pPr>
+              <w:spacing w:before="60" w:after="60"/>
+              <w:jc w:val="center"/>
+            </w:pPr>
+            <w:r>
+              <w:rPr>
+                <w:sz w:val="16"/>
+              </w:rPr>
+              <w:t>0,21%</w:t>
             </w:r>
           </w:p>
         </w:tc>
@@ -4996,7 +4968,7 @@
               <w:rPr>
                 <w:sz w:val="16"/>
               </w:rPr>
-              <w:t>TRT20</w:t>
+              <w:t>TRERR</w:t>
             </w:r>
           </w:p>
         </w:tc>
@@ -5053,26 +5025,26 @@
               <w:rPr>
                 <w:sz w:val="16"/>
               </w:rPr>
-              <w:t>74</w:t>
-            </w:r>
-          </w:p>
-        </w:tc>
-        <w:tc>
-          <w:tcPr>
-            <w:tcW w:type="dxa" w:w="1813"/>
-            <w:vAlign w:val="center"/>
-            <w:noWrap/>
-          </w:tcPr>
-          <w:p>
-            <w:pPr>
-              <w:spacing w:before="60" w:after="60"/>
-              <w:jc w:val="center"/>
-            </w:pPr>
-            <w:r>
-              <w:rPr>
-                <w:sz w:val="16"/>
-              </w:rPr>
-              <w:t>0,21%</w:t>
+              <w:t>32</w:t>
+            </w:r>
+          </w:p>
+        </w:tc>
+        <w:tc>
+          <w:tcPr>
+            <w:tcW w:type="dxa" w:w="1813"/>
+            <w:vAlign w:val="center"/>
+            <w:noWrap/>
+          </w:tcPr>
+          <w:p>
+            <w:pPr>
+              <w:spacing w:before="60" w:after="60"/>
+              <w:jc w:val="center"/>
+            </w:pPr>
+            <w:r>
+              <w:rPr>
+                <w:sz w:val="16"/>
+              </w:rPr>
+              <w:t>0,09%</w:t>
             </w:r>
           </w:p>
         </w:tc>
@@ -5093,7 +5065,7 @@
               <w:rPr>
                 <w:sz w:val="16"/>
               </w:rPr>
-              <w:t>TRERR</w:t>
+              <w:t>TRERO</w:t>
             </w:r>
           </w:p>
         </w:tc>
@@ -5150,26 +5122,26 @@
               <w:rPr>
                 <w:sz w:val="16"/>
               </w:rPr>
-              <w:t>32</w:t>
-            </w:r>
-          </w:p>
-        </w:tc>
-        <w:tc>
-          <w:tcPr>
-            <w:tcW w:type="dxa" w:w="1813"/>
-            <w:vAlign w:val="center"/>
-            <w:noWrap/>
-          </w:tcPr>
-          <w:p>
-            <w:pPr>
-              <w:spacing w:before="60" w:after="60"/>
-              <w:jc w:val="center"/>
-            </w:pPr>
-            <w:r>
-              <w:rPr>
-                <w:sz w:val="16"/>
-              </w:rPr>
-              <w:t>0,09%</w:t>
+              <w:t>60</w:t>
+            </w:r>
+          </w:p>
+        </w:tc>
+        <w:tc>
+          <w:tcPr>
+            <w:tcW w:type="dxa" w:w="1813"/>
+            <w:vAlign w:val="center"/>
+            <w:noWrap/>
+          </w:tcPr>
+          <w:p>
+            <w:pPr>
+              <w:spacing w:before="60" w:after="60"/>
+              <w:jc w:val="center"/>
+            </w:pPr>
+            <w:r>
+              <w:rPr>
+                <w:sz w:val="16"/>
+              </w:rPr>
+              <w:t>0,17%</w:t>
             </w:r>
           </w:p>
         </w:tc>
@@ -5190,7 +5162,7 @@
               <w:rPr>
                 <w:sz w:val="16"/>
               </w:rPr>
-              <w:t>TRT13</w:t>
+              <w:t>SJPI</w:t>
             </w:r>
           </w:p>
         </w:tc>
@@ -5247,26 +5219,26 @@
               <w:rPr>
                 <w:sz w:val="16"/>
               </w:rPr>
-              <w:t>208</w:t>
-            </w:r>
-          </w:p>
-        </w:tc>
-        <w:tc>
-          <w:tcPr>
-            <w:tcW w:type="dxa" w:w="1813"/>
-            <w:vAlign w:val="center"/>
-            <w:noWrap/>
-          </w:tcPr>
-          <w:p>
-            <w:pPr>
-              <w:spacing w:before="60" w:after="60"/>
-              <w:jc w:val="center"/>
-            </w:pPr>
-            <w:r>
-              <w:rPr>
-                <w:sz w:val="16"/>
-              </w:rPr>
-              <w:t>0,58%</w:t>
+              <w:t>71</w:t>
+            </w:r>
+          </w:p>
+        </w:tc>
+        <w:tc>
+          <w:tcPr>
+            <w:tcW w:type="dxa" w:w="1813"/>
+            <w:vAlign w:val="center"/>
+            <w:noWrap/>
+          </w:tcPr>
+          <w:p>
+            <w:pPr>
+              <w:spacing w:before="60" w:after="60"/>
+              <w:jc w:val="center"/>
+            </w:pPr>
+            <w:r>
+              <w:rPr>
+                <w:sz w:val="16"/>
+              </w:rPr>
+              <w:t>0,20%</w:t>
             </w:r>
           </w:p>
         </w:tc>
@@ -5287,7 +5259,7 @@
               <w:rPr>
                 <w:sz w:val="16"/>
               </w:rPr>
-              <w:t>TRESP</w:t>
+              <w:t>TREMT</w:t>
             </w:r>
           </w:p>
         </w:tc>
@@ -5344,26 +5316,26 @@
               <w:rPr>
                 <w:sz w:val="16"/>
               </w:rPr>
-              <w:t>522</w:t>
-            </w:r>
-          </w:p>
-        </w:tc>
-        <w:tc>
-          <w:tcPr>
-            <w:tcW w:type="dxa" w:w="1813"/>
-            <w:vAlign w:val="center"/>
-            <w:noWrap/>
-          </w:tcPr>
-          <w:p>
-            <w:pPr>
-              <w:spacing w:before="60" w:after="60"/>
-              <w:jc w:val="center"/>
-            </w:pPr>
-            <w:r>
-              <w:rPr>
-                <w:sz w:val="16"/>
-              </w:rPr>
-              <w:t>1,45%</w:t>
+              <w:t>76</w:t>
+            </w:r>
+          </w:p>
+        </w:tc>
+        <w:tc>
+          <w:tcPr>
+            <w:tcW w:type="dxa" w:w="1813"/>
+            <w:vAlign w:val="center"/>
+            <w:noWrap/>
+          </w:tcPr>
+          <w:p>
+            <w:pPr>
+              <w:spacing w:before="60" w:after="60"/>
+              <w:jc w:val="center"/>
+            </w:pPr>
+            <w:r>
+              <w:rPr>
+                <w:sz w:val="16"/>
+              </w:rPr>
+              <w:t>0,21%</w:t>
             </w:r>
           </w:p>
         </w:tc>
@@ -5384,7 +5356,7 @@
               <w:rPr>
                 <w:sz w:val="16"/>
               </w:rPr>
-              <w:t>TRT19</w:t>
+              <w:t>TREAC</w:t>
             </w:r>
           </w:p>
         </w:tc>
@@ -5441,26 +5413,26 @@
               <w:rPr>
                 <w:sz w:val="16"/>
               </w:rPr>
-              <w:t>136</w:t>
-            </w:r>
-          </w:p>
-        </w:tc>
-        <w:tc>
-          <w:tcPr>
-            <w:tcW w:type="dxa" w:w="1813"/>
-            <w:vAlign w:val="center"/>
-            <w:noWrap/>
-          </w:tcPr>
-          <w:p>
-            <w:pPr>
-              <w:spacing w:before="60" w:after="60"/>
-              <w:jc w:val="center"/>
-            </w:pPr>
-            <w:r>
-              <w:rPr>
-                <w:sz w:val="16"/>
-              </w:rPr>
-              <w:t>0,38%</w:t>
+              <w:t>15</w:t>
+            </w:r>
+          </w:p>
+        </w:tc>
+        <w:tc>
+          <w:tcPr>
+            <w:tcW w:type="dxa" w:w="1813"/>
+            <w:vAlign w:val="center"/>
+            <w:noWrap/>
+          </w:tcPr>
+          <w:p>
+            <w:pPr>
+              <w:spacing w:before="60" w:after="60"/>
+              <w:jc w:val="center"/>
+            </w:pPr>
+            <w:r>
+              <w:rPr>
+                <w:sz w:val="16"/>
+              </w:rPr>
+              <w:t>0,04%</w:t>
             </w:r>
           </w:p>
         </w:tc>
@@ -5481,7 +5453,7 @@
               <w:rPr>
                 <w:sz w:val="16"/>
               </w:rPr>
-              <w:t>TRT17</w:t>
+              <w:t>STM</w:t>
             </w:r>
           </w:p>
         </w:tc>
@@ -5538,26 +5510,26 @@
               <w:rPr>
                 <w:sz w:val="16"/>
               </w:rPr>
-              <w:t>221</w:t>
-            </w:r>
-          </w:p>
-        </w:tc>
-        <w:tc>
-          <w:tcPr>
-            <w:tcW w:type="dxa" w:w="1813"/>
-            <w:vAlign w:val="center"/>
-            <w:noWrap/>
-          </w:tcPr>
-          <w:p>
-            <w:pPr>
-              <w:spacing w:before="60" w:after="60"/>
-              <w:jc w:val="center"/>
-            </w:pPr>
-            <w:r>
-              <w:rPr>
-                <w:sz w:val="16"/>
-              </w:rPr>
-              <w:t>0,61%</w:t>
+              <w:t>285</w:t>
+            </w:r>
+          </w:p>
+        </w:tc>
+        <w:tc>
+          <w:tcPr>
+            <w:tcW w:type="dxa" w:w="1813"/>
+            <w:vAlign w:val="center"/>
+            <w:noWrap/>
+          </w:tcPr>
+          <w:p>
+            <w:pPr>
+              <w:spacing w:before="60" w:after="60"/>
+              <w:jc w:val="center"/>
+            </w:pPr>
+            <w:r>
+              <w:rPr>
+                <w:sz w:val="16"/>
+              </w:rPr>
+              <w:t>0,79%</w:t>
             </w:r>
           </w:p>
         </w:tc>
@@ -10692,7 +10664,7 @@
       <w:r>
         <w:drawing>
           <wp:inline xmlns:a="http://schemas.openxmlformats.org/drawingml/2006/main" xmlns:pic="http://schemas.openxmlformats.org/drawingml/2006/picture">
-            <wp:extent cx="4572000" cy="2853950"/>
+            <wp:extent cx="4572000" cy="2972273"/>
             <wp:docPr id="15" name="Picture 15"/>
             <wp:cNvGraphicFramePr>
               <a:graphicFrameLocks noChangeAspect="1"/>
@@ -10713,7 +10685,7 @@
                   <pic:spPr>
                     <a:xfrm>
                       <a:off x="0" y="0"/>
-                      <a:ext cx="4572000" cy="2853950"/>
+                      <a:ext cx="4572000" cy="2972273"/>
                     </a:xfrm>
                     <a:prstGeom prst="rect"/>
                   </pic:spPr>
@@ -10739,7 +10711,7 @@
       <w:r>
         <w:drawing>
           <wp:inline xmlns:a="http://schemas.openxmlformats.org/drawingml/2006/main" xmlns:pic="http://schemas.openxmlformats.org/drawingml/2006/picture">
-            <wp:extent cx="4572000" cy="2853950"/>
+            <wp:extent cx="4572000" cy="2972273"/>
             <wp:docPr id="16" name="Picture 16"/>
             <wp:cNvGraphicFramePr>
               <a:graphicFrameLocks noChangeAspect="1"/>
@@ -10760,7 +10732,7 @@
                   <pic:spPr>
                     <a:xfrm>
                       <a:off x="0" y="0"/>
-                      <a:ext cx="4572000" cy="2853950"/>
+                      <a:ext cx="4572000" cy="2972273"/>
                     </a:xfrm>
                     <a:prstGeom prst="rect"/>
                   </pic:spPr>
@@ -10769,11 +10741,6 @@
             </a:graphic>
           </wp:inline>
         </w:drawing>
-      </w:r>
-    </w:p>
-    <w:p>
-      <w:r>
-        <w:t>Fonte: DISEG/GEARC</w:t>
       </w:r>
     </w:p>
     <w:p>
@@ -10854,11 +10821,6 @@
       </w:r>
     </w:p>
     <w:p>
-      <w:r>
-        <w:t>Fonte: DISEG/GEARC</w:t>
-      </w:r>
-    </w:p>
-    <w:p>
       <w:pPr>
         <w:jc w:val="center"/>
       </w:pPr>
@@ -10903,11 +10865,6 @@
       </w:r>
     </w:p>
     <w:p>
-      <w:r>
-        <w:t>Fonte: DISEG/GEARC</w:t>
-      </w:r>
-    </w:p>
-    <w:p>
       <w:pPr>
         <w:pStyle w:val="Título2"/>
       </w:pPr>
@@ -10939,7 +10896,7 @@
       <w:r>
         <w:drawing>
           <wp:inline xmlns:a="http://schemas.openxmlformats.org/drawingml/2006/main" xmlns:pic="http://schemas.openxmlformats.org/drawingml/2006/picture">
-            <wp:extent cx="3657600" cy="1018032"/>
+            <wp:extent cx="3657600" cy="1139952"/>
             <wp:docPr id="19" name="Picture 19"/>
             <wp:cNvGraphicFramePr>
               <a:graphicFrameLocks noChangeAspect="1"/>
@@ -10960,7 +10917,7 @@
                   <pic:spPr>
                     <a:xfrm>
                       <a:off x="0" y="0"/>
-                      <a:ext cx="3657600" cy="1018032"/>
+                      <a:ext cx="3657600" cy="1139952"/>
                     </a:xfrm>
                     <a:prstGeom prst="rect"/>
                   </pic:spPr>
@@ -10969,11 +10926,6 @@
             </a:graphic>
           </wp:inline>
         </w:drawing>
-      </w:r>
-    </w:p>
-    <w:p>
-      <w:r>
-        <w:t>Fonte: DISEG/GEARC</w:t>
       </w:r>
     </w:p>
     <w:p>
@@ -11011,7 +10963,7 @@
       <w:r>
         <w:drawing>
           <wp:inline xmlns:a="http://schemas.openxmlformats.org/drawingml/2006/main" xmlns:pic="http://schemas.openxmlformats.org/drawingml/2006/picture">
-            <wp:extent cx="4572000" cy="3588031"/>
+            <wp:extent cx="4572000" cy="3609474"/>
             <wp:docPr id="20" name="Picture 20"/>
             <wp:cNvGraphicFramePr>
               <a:graphicFrameLocks noChangeAspect="1"/>
@@ -11032,7 +10984,7 @@
                   <pic:spPr>
                     <a:xfrm>
                       <a:off x="0" y="0"/>
-                      <a:ext cx="4572000" cy="3588031"/>
+                      <a:ext cx="4572000" cy="3609474"/>
                     </a:xfrm>
                     <a:prstGeom prst="rect"/>
                   </pic:spPr>
@@ -11041,14 +10993,6 @@
             </a:graphic>
           </wp:inline>
         </w:drawing>
-      </w:r>
-    </w:p>
-    <w:p>
-      <w:pPr>
-        <w:spacing w:before="120"/>
-      </w:pPr>
-      <w:r>
-        <w:t>Fonte: DISEG/GEARC</w:t>
       </w:r>
     </w:p>
     <w:p>
@@ -11080,7 +11024,7 @@
       <w:r>
         <w:drawing>
           <wp:inline xmlns:a="http://schemas.openxmlformats.org/drawingml/2006/main" xmlns:pic="http://schemas.openxmlformats.org/drawingml/2006/picture">
-            <wp:extent cx="5669280" cy="3325978"/>
+            <wp:extent cx="5669280" cy="3514954"/>
             <wp:docPr id="21" name="Picture 21"/>
             <wp:cNvGraphicFramePr>
               <a:graphicFrameLocks noChangeAspect="1"/>
@@ -11101,7 +11045,7 @@
                   <pic:spPr>
                     <a:xfrm>
                       <a:off x="0" y="0"/>
-                      <a:ext cx="5669280" cy="3325978"/>
+                      <a:ext cx="5669280" cy="3514954"/>
                     </a:xfrm>
                     <a:prstGeom prst="rect"/>
                   </pic:spPr>
@@ -11110,11 +11054,6 @@
             </a:graphic>
           </wp:inline>
         </w:drawing>
-      </w:r>
-    </w:p>
-    <w:p>
-      <w:r>
-        <w:t>Fonte: DISEG/GEARC</w:t>
       </w:r>
     </w:p>
     <w:p>
@@ -11188,7 +11127,7 @@
       <w:r>
         <w:drawing>
           <wp:inline xmlns:a="http://schemas.openxmlformats.org/drawingml/2006/main" xmlns:pic="http://schemas.openxmlformats.org/drawingml/2006/picture">
-            <wp:extent cx="5669280" cy="2005952"/>
+            <wp:extent cx="5669280" cy="2137490"/>
             <wp:docPr id="22" name="Picture 22"/>
             <wp:cNvGraphicFramePr>
               <a:graphicFrameLocks noChangeAspect="1"/>
@@ -11209,7 +11148,7 @@
                   <pic:spPr>
                     <a:xfrm>
                       <a:off x="0" y="0"/>
-                      <a:ext cx="5669280" cy="2005952"/>
+                      <a:ext cx="5669280" cy="2137490"/>
                     </a:xfrm>
                     <a:prstGeom prst="rect"/>
                   </pic:spPr>
@@ -11218,11 +11157,6 @@
             </a:graphic>
           </wp:inline>
         </w:drawing>
-      </w:r>
-    </w:p>
-    <w:p>
-      <w:r>
-        <w:t>Fonte: DISEG/GEARC</w:t>
       </w:r>
     </w:p>
     <w:p>
@@ -11290,11 +11224,6 @@
       </w:r>
     </w:p>
     <w:p>
-      <w:r>
-        <w:t>Fonte: DISEG/GEARC</w:t>
-      </w:r>
-    </w:p>
-    <w:p>
       <w:pPr>
         <w:jc w:val="center"/>
       </w:pPr>
@@ -11340,11 +11269,6 @@
             </a:graphic>
           </wp:inline>
         </w:drawing>
-      </w:r>
-    </w:p>
-    <w:p>
-      <w:r>
-        <w:t>Fonte: DISEG/GEARC</w:t>
       </w:r>
     </w:p>
     <w:p>

--- a/outputs/2025/04abril/Relatorio_Gerencial_Completo_2025-04.docx
+++ b/outputs/2025/04abril/Relatorio_Gerencial_Completo_2025-04.docx
@@ -25053,8 +25053,8 @@
 </file>
 
 <file path=customXml/item1.xml><?xml version="1.0" encoding="utf-8"?>
-<ct:contentTypeSchema xmlns:ct="http://schemas.microsoft.com/office/2006/metadata/contentType" xmlns:ma="http://schemas.microsoft.com/office/2006/metadata/properties/metaAttributes" ct:_="" ma:_="" ma:contentTypeName="Documento" ma:contentTypeID="0x010100DD944F25A69F7E469646FF9ACF8149F8" ma:contentTypeVersion="14" ma:contentTypeDescription="Crie um novo documento." ma:contentTypeScope="" ma:versionID="41f382ecd52542c0512cf8800888e7f2">
-  <xsd:schema xmlns:xsd="http://www.w3.org/2001/XMLSchema" xmlns:xs="http://www.w3.org/2001/XMLSchema" xmlns:p="http://schemas.microsoft.com/office/2006/metadata/properties" xmlns:ns2="272269ae-f60c-41a3-9c10-8c65b8eb8803" xmlns:ns3="d0fc74b0-405a-4a72-9847-718fc6d93b9e" targetNamespace="http://schemas.microsoft.com/office/2006/metadata/properties" ma:root="true" ma:fieldsID="1bbe640f43e3e216618506d00076c718" ns2:_="" ns3:_="">
+<ct:contentTypeSchema xmlns:ct="http://schemas.microsoft.com/office/2006/metadata/contentType" xmlns:ma="http://schemas.microsoft.com/office/2006/metadata/properties/metaAttributes" ct:_="" ma:_="" ma:contentTypeName="Documento" ma:contentTypeID="0x010100DD944F25A69F7E469646FF9ACF8149F8" ma:contentTypeVersion="15" ma:contentTypeDescription="Crie um novo documento." ma:contentTypeScope="" ma:versionID="9f81b1ca5b35ef13394c23cc7c53323e">
+  <xsd:schema xmlns:xsd="http://www.w3.org/2001/XMLSchema" xmlns:xs="http://www.w3.org/2001/XMLSchema" xmlns:p="http://schemas.microsoft.com/office/2006/metadata/properties" xmlns:ns2="272269ae-f60c-41a3-9c10-8c65b8eb8803" xmlns:ns3="d0fc74b0-405a-4a72-9847-718fc6d93b9e" targetNamespace="http://schemas.microsoft.com/office/2006/metadata/properties" ma:root="true" ma:fieldsID="653ac8bb252175022fed9edae1c9f4b0" ns2:_="" ns3:_="">
     <xsd:import namespace="272269ae-f60c-41a3-9c10-8c65b8eb8803"/>
     <xsd:import namespace="d0fc74b0-405a-4a72-9847-718fc6d93b9e"/>
     <xsd:element name="properties">
@@ -25076,6 +25076,7 @@
                 <xsd:element ref="ns3:MediaServiceEventHashCode" minOccurs="0"/>
                 <xsd:element ref="ns3:MediaServiceObjectDetectorVersions" minOccurs="0"/>
                 <xsd:element ref="ns3:MediaServiceSearchProperties" minOccurs="0"/>
+                <xsd:element ref="ns3:MediaServiceLocation" minOccurs="0"/>
               </xsd:all>
             </xsd:complexType>
           </xsd:element>
@@ -25179,6 +25180,11 @@
     <xsd:element name="MediaServiceSearchProperties" ma:index="21" nillable="true" ma:displayName="MediaServiceSearchProperties" ma:hidden="true" ma:internalName="MediaServiceSearchProperties" ma:readOnly="true">
       <xsd:simpleType>
         <xsd:restriction base="dms:Note"/>
+      </xsd:simpleType>
+    </xsd:element>
+    <xsd:element name="MediaServiceLocation" ma:index="22" nillable="true" ma:displayName="Location" ma:description="" ma:indexed="true" ma:internalName="MediaServiceLocation" ma:readOnly="true">
+      <xsd:simpleType>
+        <xsd:restriction base="dms:Text"/>
       </xsd:simpleType>
     </xsd:element>
   </xsd:schema>
@@ -25306,22 +25312,7 @@
 </file>
 
 <file path=customXml/itemProps1.xml><?xml version="1.0" encoding="utf-8"?>
-<ds:datastoreItem xmlns:ds="http://schemas.openxmlformats.org/officeDocument/2006/customXml" ds:itemID="{575A5AFF-B2A1-426F-A057-B7410FFE34CA}">
-  <ds:schemaRefs>
-    <ds:schemaRef ds:uri="http://schemas.microsoft.com/office/2006/metadata/contentType"/>
-    <ds:schemaRef ds:uri="http://schemas.microsoft.com/office/2006/metadata/properties/metaAttributes"/>
-    <ds:schemaRef ds:uri="http://www.w3.org/2001/XMLSchema"/>
-    <ds:schemaRef ds:uri="http://schemas.microsoft.com/office/2006/metadata/properties"/>
-    <ds:schemaRef ds:uri="272269ae-f60c-41a3-9c10-8c65b8eb8803"/>
-    <ds:schemaRef ds:uri="d0fc74b0-405a-4a72-9847-718fc6d93b9e"/>
-    <ds:schemaRef ds:uri="http://schemas.microsoft.com/office/2006/documentManagement/types"/>
-    <ds:schemaRef ds:uri="http://schemas.microsoft.com/office/infopath/2007/PartnerControls"/>
-    <ds:schemaRef ds:uri="http://schemas.openxmlformats.org/package/2006/metadata/core-properties"/>
-    <ds:schemaRef ds:uri="http://purl.org/dc/elements/1.1/"/>
-    <ds:schemaRef ds:uri="http://purl.org/dc/terms/"/>
-    <ds:schemaRef ds:uri="http://schemas.microsoft.com/internal/obd"/>
-  </ds:schemaRefs>
-</ds:datastoreItem>
+<ds:datastoreItem xmlns:ds="http://schemas.openxmlformats.org/officeDocument/2006/customXml" ds:itemID="{05C2F599-596A-473C-9CD7-7B3560FBB1D2}"/>
 </file>
 
 <file path=customXml/itemProps2.xml><?xml version="1.0" encoding="utf-8"?>
